--- a/docs/Matriz_de_trazabilidad_AutomationExercise_v1.docx
+++ b/docs/Matriz_de_trazabilidad_AutomationExercise_v1.docx
@@ -245,12 +245,6 @@
         <w:gridCol w:w="3720"/>
       </w:tblGrid>
       <w:tr>
-        <w:tblPrEx>
-          <w:tblCellMar>
-            <w:top w:w="0" w:type="dxa"/>
-            <w:bottom w:w="0" w:type="dxa"/>
-          </w:tblCellMar>
-        </w:tblPrEx>
         <w:trPr>
           <w:cantSplit/>
           <w:tblHeader/>
@@ -481,12 +475,6 @@
         </w:tc>
       </w:tr>
       <w:tr>
-        <w:tblPrEx>
-          <w:tblCellMar>
-            <w:top w:w="0" w:type="dxa"/>
-            <w:bottom w:w="0" w:type="dxa"/>
-          </w:tblCellMar>
-        </w:tblPrEx>
         <w:trPr>
           <w:cantSplit/>
         </w:trPr>
@@ -711,12 +699,6 @@
         </w:tc>
       </w:tr>
       <w:tr>
-        <w:tblPrEx>
-          <w:tblCellMar>
-            <w:top w:w="0" w:type="dxa"/>
-            <w:bottom w:w="0" w:type="dxa"/>
-          </w:tblCellMar>
-        </w:tblPrEx>
         <w:trPr>
           <w:cantSplit/>
         </w:trPr>
@@ -934,12 +916,6 @@
         </w:tc>
       </w:tr>
       <w:tr>
-        <w:tblPrEx>
-          <w:tblCellMar>
-            <w:top w:w="0" w:type="dxa"/>
-            <w:bottom w:w="0" w:type="dxa"/>
-          </w:tblCellMar>
-        </w:tblPrEx>
         <w:trPr>
           <w:cantSplit/>
         </w:trPr>
@@ -1180,12 +1156,6 @@
         </w:tc>
       </w:tr>
       <w:tr>
-        <w:tblPrEx>
-          <w:tblCellMar>
-            <w:top w:w="0" w:type="dxa"/>
-            <w:bottom w:w="0" w:type="dxa"/>
-          </w:tblCellMar>
-        </w:tblPrEx>
         <w:trPr>
           <w:cantSplit/>
         </w:trPr>
@@ -1410,12 +1380,6 @@
         </w:tc>
       </w:tr>
       <w:tr>
-        <w:tblPrEx>
-          <w:tblCellMar>
-            <w:top w:w="0" w:type="dxa"/>
-            <w:bottom w:w="0" w:type="dxa"/>
-          </w:tblCellMar>
-        </w:tblPrEx>
         <w:trPr>
           <w:cantSplit/>
         </w:trPr>
@@ -1633,12 +1597,6 @@
         </w:tc>
       </w:tr>
       <w:tr>
-        <w:tblPrEx>
-          <w:tblCellMar>
-            <w:top w:w="0" w:type="dxa"/>
-            <w:bottom w:w="0" w:type="dxa"/>
-          </w:tblCellMar>
-        </w:tblPrEx>
         <w:trPr>
           <w:cantSplit/>
         </w:trPr>
@@ -1864,12 +1822,6 @@
         </w:tc>
       </w:tr>
       <w:tr>
-        <w:tblPrEx>
-          <w:tblCellMar>
-            <w:top w:w="0" w:type="dxa"/>
-            <w:bottom w:w="0" w:type="dxa"/>
-          </w:tblCellMar>
-        </w:tblPrEx>
         <w:trPr>
           <w:cantSplit/>
         </w:trPr>
@@ -2078,12 +2030,6 @@
         </w:tc>
       </w:tr>
       <w:tr>
-        <w:tblPrEx>
-          <w:tblCellMar>
-            <w:top w:w="0" w:type="dxa"/>
-            <w:bottom w:w="0" w:type="dxa"/>
-          </w:tblCellMar>
-        </w:tblPrEx>
         <w:trPr>
           <w:cantSplit/>
         </w:trPr>
@@ -2573,7 +2519,7 @@
         <w:t>propuestos</w:t>
       </w:r>
       <w:r>
-        <w:t>: no están incluidos en el total de 19 hasta que se diseñen y se agreguen al documento de casos.</w:t>
+        <w:t>: no están incluidos en el total de 19.</w:t>
       </w:r>
     </w:p>
     <w:p>
